--- a/templates/decks/Ubuntu_Northpine_Platform_Proposal_v2.docx
+++ b/templates/decks/Ubuntu_Northpine_Platform_Proposal_v2.docx
@@ -486,7 +486,7 @@
                 <w:color w:val="EBDFC4"/>
                 <w:sz w:val="22"/>
               </w:rPr>
-              <w:t>Activates a secured pipeline of 5,156 homes across 18 entitled sites</w:t>
+              <w:t>Activates a secured pipeline of 5,623 homes across 21 entitled sites</w:t>
             </w:r>
           </w:p>
           <w:p>
@@ -5684,7 +5684,7 @@
           <w:color w:val="161210"/>
           <w:sz w:val="20"/>
         </w:rPr>
-        <w:t>Ubuntu LTD has assembled a secured pipeline of 5,156 homes across 18 entitled sites, with binding agreements or Letters of Intent on every project. The four-site Launchpad cohort — 906 homes — breaks ground in 2026.</w:t>
+        <w:t>Ubuntu LTD has assembled a secured pipeline of 5,623 homes across 21 entitled sites, with binding agreements or Letters of Intent on every project. The four-site Launchpad cohort — 906 homes — breaks ground in 2026.</w:t>
       </w:r>
     </w:p>
     <w:tbl>
@@ -5783,7 +5783,7 @@
                 <w:color w:val="161210"/>
                 <w:sz w:val="18"/>
               </w:rPr>
-              <w:t>18</w:t>
+              <w:t>21</w:t>
             </w:r>
           </w:p>
         </w:tc>
@@ -5829,7 +5829,7 @@
                 <w:color w:val="161210"/>
                 <w:sz w:val="18"/>
               </w:rPr>
-              <w:t>5,156</w:t>
+              <w:t>5,623</w:t>
             </w:r>
           </w:p>
         </w:tc>
@@ -8910,7 +8910,7 @@
                 <w:color w:val="161210"/>
                 <w:sz w:val="18"/>
               </w:rPr>
-              <w:t>5,156 homes / ~$3.5B</w:t>
+              <w:t>5,623 homes / ~$3.5B</w:t>
             </w:r>
           </w:p>
         </w:tc>
@@ -9886,7 +9886,7 @@
           <w:color w:val="161210"/>
           <w:sz w:val="20"/>
         </w:rPr>
-        <w:t>The Common Ground Initiative is the structural mechanic that makes this possible: it aligns private capital with public good, it builds permanent equity for non-profit institutions, and it creates affordable housing that stays affordable forever. With 18 sites secured, 5,156 homes in pipeline, the 906-home Launchpad cohort breaking ground in 2026, a Scarborough portfolio ready to demonstrate the model on the ground, and a clear path to self-sufficiency by Month 24 — the model is ready to move from architecture to deployment.</w:t>
+        <w:t>The Common Ground Initiative is the structural mechanic that makes this possible: it aligns private capital with public good, it builds permanent equity for non-profit institutions, and it creates affordable housing that stays affordable forever. With 18 sites secured, 5,623 homes in pipeline, the 906-home Launchpad cohort breaking ground in 2026, a Scarborough portfolio ready to demonstrate the model on the ground, and a clear path to self-sufficiency by Month 24 — the model is ready to move from architecture to deployment.</w:t>
       </w:r>
     </w:p>
     <w:p>

--- a/templates/decks/Ubuntu_Northpine_Platform_Proposal_v2.docx
+++ b/templates/decks/Ubuntu_Northpine_Platform_Proposal_v2.docx
@@ -4900,7 +4900,179 @@
           <w:color w:val="161210"/>
           <w:sz w:val="20"/>
         </w:rPr>
-        <w:t>Beyond RCHC, the platform draws on a widening network of community-rooted operators — including the North American Muslim Foundation, Our Greenway Conservancy, and Tropicana Community Services in Scarborough (profiled in Section 11 and Addendum A) — each bringing its own community mandate, service relationships, and operating capacity.</w:t>
+        <w:t>Beyond RCHC, the platform draws on a widening network of community-rooted non-profit operators, each bringing its own community mandate, service relationships, and operating capacity. The current operator network includes:</w:t>
+      </w:r>
+    </w:p>
+    <w:p>
+      <w:pPr>
+        <w:spacing w:after="120" w:line="324" w:lineRule="auto"/>
+        <w:ind w:left="454"/>
+      </w:pPr>
+      <w:r>
+        <w:rPr>
+          <w:rFonts w:ascii="Georgia" w:hAnsi="Georgia"/>
+          <w:b/>
+          <w:i w:val="0"/>
+          <w:color w:val="161210"/>
+          <w:sz w:val="21"/>
+        </w:rPr>
+        <w:t xml:space="preserve">WoodGreen Community Services  ·  </w:t>
+      </w:r>
+      <w:r>
+        <w:rPr>
+          <w:rFonts w:ascii="Georgia" w:hAnsi="Georgia"/>
+          <w:b w:val="0"/>
+          <w:i w:val="0"/>
+          <w:color w:val="3A2D22"/>
+          <w:sz w:val="20"/>
+        </w:rPr>
+        <w:t>One of Toronto's largest social service organisations, with deep experience in affordable and supportive housing delivery.</w:t>
+      </w:r>
+    </w:p>
+    <w:p>
+      <w:pPr>
+        <w:spacing w:after="120" w:line="324" w:lineRule="auto"/>
+        <w:ind w:left="454"/>
+      </w:pPr>
+      <w:r>
+        <w:rPr>
+          <w:rFonts w:ascii="Georgia" w:hAnsi="Georgia"/>
+          <w:b/>
+          <w:i w:val="0"/>
+          <w:color w:val="161210"/>
+          <w:sz w:val="21"/>
+        </w:rPr>
+        <w:t xml:space="preserve">St. Clair's  ·  </w:t>
+      </w:r>
+      <w:r>
+        <w:rPr>
+          <w:rFonts w:ascii="Georgia" w:hAnsi="Georgia"/>
+          <w:b w:val="0"/>
+          <w:i w:val="0"/>
+          <w:color w:val="3A2D22"/>
+          <w:sz w:val="20"/>
+        </w:rPr>
+        <w:t>Community housing and services operator with established Toronto-area programmes.</w:t>
+      </w:r>
+    </w:p>
+    <w:p>
+      <w:pPr>
+        <w:spacing w:after="120" w:line="324" w:lineRule="auto"/>
+        <w:ind w:left="454"/>
+      </w:pPr>
+      <w:r>
+        <w:rPr>
+          <w:rFonts w:ascii="Georgia" w:hAnsi="Georgia"/>
+          <w:b/>
+          <w:i w:val="0"/>
+          <w:color w:val="161210"/>
+          <w:sz w:val="21"/>
+        </w:rPr>
+        <w:t xml:space="preserve">New Nakfa (Eritrean Community Network)  ·  </w:t>
+      </w:r>
+      <w:r>
+        <w:rPr>
+          <w:rFonts w:ascii="Georgia" w:hAnsi="Georgia"/>
+          <w:b w:val="0"/>
+          <w:i w:val="0"/>
+          <w:color w:val="3A2D22"/>
+          <w:sz w:val="20"/>
+        </w:rPr>
+        <w:t>Community-based non-profit chaired by Jonathan Okubay (MD), serving the Eritrean and broader African-Canadian community in Toronto.</w:t>
+      </w:r>
+    </w:p>
+    <w:p>
+      <w:pPr>
+        <w:spacing w:after="120" w:line="324" w:lineRule="auto"/>
+        <w:ind w:left="454"/>
+      </w:pPr>
+      <w:r>
+        <w:rPr>
+          <w:rFonts w:ascii="Georgia" w:hAnsi="Georgia"/>
+          <w:b/>
+          <w:i w:val="0"/>
+          <w:color w:val="161210"/>
+          <w:sz w:val="21"/>
+        </w:rPr>
+        <w:t xml:space="preserve">North American Muslim Foundation (NAMF)  ·  </w:t>
+      </w:r>
+      <w:r>
+        <w:rPr>
+          <w:rFonts w:ascii="Georgia" w:hAnsi="Georgia"/>
+          <w:b w:val="0"/>
+          <w:i w:val="0"/>
+          <w:color w:val="3A2D22"/>
+          <w:sz w:val="20"/>
+        </w:rPr>
+        <w:t>Operator and titleholder of the 4140 Finch Avenue East Cultural Centre project (profiled in Section 11 and Addendum A).</w:t>
+      </w:r>
+    </w:p>
+    <w:p>
+      <w:pPr>
+        <w:spacing w:after="120" w:line="324" w:lineRule="auto"/>
+        <w:ind w:left="454"/>
+      </w:pPr>
+      <w:r>
+        <w:rPr>
+          <w:rFonts w:ascii="Georgia" w:hAnsi="Georgia"/>
+          <w:b/>
+          <w:i w:val="0"/>
+          <w:color w:val="161210"/>
+          <w:sz w:val="21"/>
+        </w:rPr>
+        <w:t xml:space="preserve">Our Greenway Conservancy  ·  </w:t>
+      </w:r>
+      <w:r>
+        <w:rPr>
+          <w:rFonts w:ascii="Georgia" w:hAnsi="Georgia"/>
+          <w:b w:val="0"/>
+          <w:i w:val="0"/>
+          <w:color w:val="3A2D22"/>
+          <w:sz w:val="20"/>
+        </w:rPr>
+        <w:t>Proposed operator of the 2008 Brimley Road family-housing pilot in Scarborough.</w:t>
+      </w:r>
+    </w:p>
+    <w:p>
+      <w:pPr>
+        <w:spacing w:after="120" w:line="324" w:lineRule="auto"/>
+        <w:ind w:left="454"/>
+      </w:pPr>
+      <w:r>
+        <w:rPr>
+          <w:rFonts w:ascii="Georgia" w:hAnsi="Georgia"/>
+          <w:b/>
+          <w:i w:val="0"/>
+          <w:color w:val="161210"/>
+          <w:sz w:val="21"/>
+        </w:rPr>
+        <w:t xml:space="preserve">Tropicana Community Services  ·  </w:t>
+      </w:r>
+      <w:r>
+        <w:rPr>
+          <w:rFonts w:ascii="Georgia" w:hAnsi="Georgia"/>
+          <w:b w:val="0"/>
+          <w:i w:val="0"/>
+          <w:color w:val="3A2D22"/>
+          <w:sz w:val="20"/>
+        </w:rPr>
+        <w:t>Scarborough-rooted community organisation serving Black and Caribbean families across the region.</w:t>
+      </w:r>
+    </w:p>
+    <w:p>
+      <w:pPr>
+        <w:spacing w:before="0" w:after="160" w:line="336" w:lineRule="auto"/>
+        <w:jc w:val="both"/>
+      </w:pPr>
+      <w:r>
+        <w:rPr>
+          <w:rFonts w:ascii="Georgia" w:hAnsi="Georgia"/>
+          <w:b w:val="0"/>
+          <w:i w:val="0"/>
+          <w:color w:val="161210"/>
+          <w:sz w:val="20"/>
+        </w:rPr>
+        <w:t>Each operator takes 100% title from day one of occupancy and acquires the land, fee simple, at Year 20.</w:t>
       </w:r>
     </w:p>
     <w:p>
@@ -5085,7 +5257,7 @@
           <w:color w:val="161210"/>
           <w:sz w:val="20"/>
         </w:rPr>
-        <w:t>Executive Director of Pilgrim's Feast Tabernacle Church. Senior community leader with experience in faith-based leadership, governance, and community stewardship.</w:t>
+        <w:t>Senior community leader and organisational executive with experience in faith-based leadership, governance, and community stewardship. Executive Director of Pilgrim's Feast Tabernacle Church, where she oversees organisational leadership, program delivery, and community engagement — managing governance structures, operational teams, and community-focused initiatives serving families and vulnerable populations through pastoral care, outreach, and social programming. Her leadership emphasises ethical governance, accountability, and long-term institutional sustainability. As a Director of Ubuntu LTD, Nadine contributes values-based leadership, governance insight, and a deep understanding of community dynamics essential to inclusive and sustainable housing initiatives.</w:t>
       </w:r>
     </w:p>
     <w:p>

--- a/templates/decks/Ubuntu_Northpine_Platform_Proposal_v2.docx
+++ b/templates/decks/Ubuntu_Northpine_Platform_Proposal_v2.docx
@@ -61,7 +61,7 @@
           <w:color w:val="161210"/>
           <w:sz w:val="22"/>
         </w:rPr>
-        <w:t>Douglas</w:t>
+        <w:t>Douglas Allison</w:t>
       </w:r>
     </w:p>
     <w:p>
@@ -1445,7 +1445,7 @@
           <w:color w:val="161210"/>
           <w:sz w:val="20"/>
         </w:rPr>
-        <w:t>Ubuntu LTD is exactly that kind of investment. It is the national platform that coordinates landowners, non-profit operators, and federal capital into permanent affordable housing. The Common Ground Initiative is the mechanic through which the platform operates — acting as the structuring entity between private landowners with stalled sites and non-profit operators who own and manage the housing permanently, structured so the economics work for both sides. A single infrastructure investment activates thousands of affordable homes for the people Northpine cares most about: refugees and newcomers facing housing instability, families trapped in poverty by unaffordable rents, formerly incarcerated individuals with no housing pathway, and seniors at risk of displacement.</w:t>
+        <w:t>Ubuntu Land Trust and Developments (Ubuntu LTD) is exactly that kind of investment. It is the national platform that coordinates landowners, non-profit operators, and federal capital into permanent affordable housing. The Common Ground Initiative is the mechanic through which the platform operates — acting as the structuring entity between private landowners with stalled sites and non-profit operators who own and manage the housing permanently, structured so the economics work for both sides. A single infrastructure investment activates thousands of affordable homes for the people Northpine cares most about: refugees and newcomers facing housing instability, families trapped in poverty by unaffordable rents, formerly incarcerated individuals with no housing pathway, and seniors at risk of displacement.</w:t>
       </w:r>
     </w:p>
     <w:p>
@@ -5371,6 +5371,347 @@
           <w:sz w:val="20"/>
         </w:rPr>
         <w:t>Principal architect of the platform model. Brings experience in real estate development strategy, construction management, financial structuring, and institutional partnerships. Also Chair of the Eritrean Community Network (operating as New Nakfa). Leads platform design, strategic partnerships, capital alignment, and institutional readiness.</w:t>
+      </w:r>
+    </w:p>
+    <w:p>
+      <w:pPr>
+        <w:spacing w:before="280" w:after="120"/>
+      </w:pPr>
+      <w:r>
+        <w:rPr>
+          <w:rFonts w:ascii="Georgia" w:hAnsi="Georgia"/>
+          <w:b/>
+          <w:i w:val="0"/>
+          <w:color w:val="C89344"/>
+          <w:sz w:val="24"/>
+        </w:rPr>
+        <w:t>Advisory &amp; professional services</w:t>
+      </w:r>
+    </w:p>
+    <w:p>
+      <w:pPr>
+        <w:spacing w:before="0" w:after="160" w:line="336" w:lineRule="auto"/>
+        <w:jc w:val="both"/>
+      </w:pPr>
+      <w:r>
+        <w:rPr>
+          <w:rFonts w:ascii="Georgia" w:hAnsi="Georgia"/>
+          <w:b w:val="0"/>
+          <w:i w:val="0"/>
+          <w:color w:val="161210"/>
+          <w:sz w:val="20"/>
+        </w:rPr>
+        <w:t>Ubuntu LTD's projects are delivered with the support of an established team of development, design, construction, planning, legal, finance, and public-affairs professionals. Each project draws on the specialists best suited to its scale, typology, and regulatory context — providing the depth of expertise that mitigates execution risk and complements internal capacity.</w:t>
+      </w:r>
+    </w:p>
+    <w:tbl>
+      <w:tblPr>
+        <w:tblW w:type="auto" w:w="0"/>
+        <w:tblLook w:firstColumn="1" w:firstRow="1" w:lastColumn="0" w:lastRow="0" w:noHBand="0" w:noVBand="1" w:val="04A0"/>
+      </w:tblPr>
+      <w:tblGrid>
+        <w:gridCol w:w="9066"/>
+      </w:tblGrid>
+      <w:tr>
+        <w:tc>
+          <w:tcPr>
+            <w:tcW w:type="dxa" w:w="9066"/>
+            <w:shd w:val="clear" w:color="auto" w:fill="fbf3da"/>
+            <w:tcBorders>
+              <w:top w:sz="4" w:val="single" w:color="C89344"/>
+              <w:left w:sz="18" w:val="single" w:color="C89344"/>
+              <w:bottom w:sz="4" w:val="single" w:color="C89344"/>
+              <w:right w:sz="4" w:val="single" w:color="C89344"/>
+            </w:tcBorders>
+          </w:tcPr>
+          <w:p>
+            <w:pPr>
+              <w:spacing w:after="80"/>
+            </w:pPr>
+            <w:r>
+              <w:rPr>
+                <w:rFonts w:ascii="Consolas" w:hAnsi="Consolas"/>
+                <w:b/>
+                <w:i w:val="0"/>
+                <w:color w:val="C89344"/>
+                <w:sz w:val="16"/>
+              </w:rPr>
+              <w:t>4140 FINCH (P20) DEVELOPMENT TEAM  ·  LED BY CITYZEN DEVELOPMENT GROUP</w:t>
+            </w:r>
+          </w:p>
+          <w:p>
+            <w:pPr>
+              <w:spacing w:after="80" w:line="336" w:lineRule="auto"/>
+            </w:pPr>
+            <w:r>
+              <w:rPr>
+                <w:rFonts w:ascii="Georgia" w:hAnsi="Georgia"/>
+                <w:b w:val="0"/>
+                <w:i w:val="0"/>
+                <w:color w:val="161210"/>
+                <w:sz w:val="20"/>
+              </w:rPr>
+              <w:t>The 4140 Finch Avenue East Cultural Centre is led by Joseph Cordiano — founding partner of Cityzen Development Group and former Minister of Economic Development and Trade for Ontario — together with architect Roy Varacalli. The team brings more than 50 combined years in development, design, and construction, with oversight of over $5 billion in completed housing projects across the GTA and internationally.</w:t>
+            </w:r>
+          </w:p>
+          <w:p>
+            <w:pPr>
+              <w:spacing w:after="80" w:line="336" w:lineRule="auto"/>
+            </w:pPr>
+            <w:r>
+              <w:rPr>
+                <w:rFonts w:ascii="Georgia" w:hAnsi="Georgia"/>
+                <w:b w:val="0"/>
+                <w:i w:val="0"/>
+                <w:color w:val="161210"/>
+                <w:sz w:val="20"/>
+              </w:rPr>
+              <w:t>Public-sector and policy experience, combined with a record of public-private partnership delivery, contributes: project-management discipline to deliver on time and on budget; regulatory pathways through public-sector partners; and design responsiveness to community needs.</w:t>
+            </w:r>
+          </w:p>
+          <w:p>
+            <w:pPr>
+              <w:spacing w:after="80" w:line="336" w:lineRule="auto"/>
+            </w:pPr>
+            <w:r>
+              <w:rPr>
+                <w:rFonts w:ascii="Georgia" w:hAnsi="Georgia"/>
+                <w:b w:val="0"/>
+                <w:i w:val="0"/>
+                <w:color w:val="161210"/>
+                <w:sz w:val="20"/>
+              </w:rPr>
+              <w:t>NAMF plans to partner with a non-profit property-management organisation to oversee the affordable housing units, ensuring operational efficiency and long-term sustainability.</w:t>
+            </w:r>
+          </w:p>
+        </w:tc>
+      </w:tr>
+    </w:tbl>
+    <w:p>
+      <w:pPr>
+        <w:spacing w:before="160" w:after="160" w:line="324" w:lineRule="auto"/>
+        <w:jc w:val="left"/>
+      </w:pPr>
+    </w:p>
+    <w:p>
+      <w:pPr>
+        <w:spacing w:before="0" w:after="160" w:line="336" w:lineRule="auto"/>
+        <w:jc w:val="both"/>
+      </w:pPr>
+      <w:r>
+        <w:rPr>
+          <w:rFonts w:ascii="Georgia" w:hAnsi="Georgia"/>
+          <w:b w:val="0"/>
+          <w:i w:val="0"/>
+          <w:color w:val="161210"/>
+          <w:sz w:val="20"/>
+        </w:rPr>
+        <w:t>Across the broader Ubuntu LTD pipeline, the following professionals lead specialist functions:</w:t>
+      </w:r>
+    </w:p>
+    <w:p>
+      <w:pPr>
+        <w:spacing w:before="160" w:after="40"/>
+      </w:pPr>
+      <w:r>
+        <w:rPr>
+          <w:rFonts w:ascii="Georgia" w:hAnsi="Georgia"/>
+          <w:b/>
+          <w:i w:val="0"/>
+          <w:color w:val="161210"/>
+          <w:sz w:val="24"/>
+        </w:rPr>
+        <w:t>Jason Allen-John</w:t>
+      </w:r>
+      <w:r>
+        <w:rPr>
+          <w:rFonts w:ascii="Consolas" w:hAnsi="Consolas"/>
+          <w:b w:val="0"/>
+          <w:i w:val="0"/>
+          <w:color w:val="C89344"/>
+          <w:sz w:val="18"/>
+        </w:rPr>
+        <w:t xml:space="preserve">   ·   Development Consultant &amp; Strategic Partner  ·  Mortgage broker · CMHC financing specialist</w:t>
+      </w:r>
+    </w:p>
+    <w:p>
+      <w:pPr>
+        <w:spacing w:before="0" w:after="160" w:line="336" w:lineRule="auto"/>
+        <w:jc w:val="both"/>
+      </w:pPr>
+      <w:r>
+        <w:rPr>
+          <w:rFonts w:ascii="Georgia" w:hAnsi="Georgia"/>
+          <w:b w:val="0"/>
+          <w:i w:val="0"/>
+          <w:color w:val="161210"/>
+          <w:sz w:val="20"/>
+        </w:rPr>
+        <w:t>Real-estate finance professional with a background in banking and financial services. Leads project structuring, financial strategy, feasibility analysis, and CMHC capital alignment across the pipeline.</w:t>
+      </w:r>
+    </w:p>
+    <w:p>
+      <w:pPr>
+        <w:spacing w:before="160" w:after="40"/>
+      </w:pPr>
+      <w:r>
+        <w:rPr>
+          <w:rFonts w:ascii="Georgia" w:hAnsi="Georgia"/>
+          <w:b/>
+          <w:i w:val="0"/>
+          <w:color w:val="161210"/>
+          <w:sz w:val="24"/>
+        </w:rPr>
+        <w:t>Darren Vella</w:t>
+      </w:r>
+      <w:r>
+        <w:rPr>
+          <w:rFonts w:ascii="Consolas" w:hAnsi="Consolas"/>
+          <w:b w:val="0"/>
+          <w:i w:val="0"/>
+          <w:color w:val="C89344"/>
+          <w:sz w:val="18"/>
+        </w:rPr>
+        <w:t xml:space="preserve">   ·   Planning &amp; municipal execution</w:t>
+      </w:r>
+    </w:p>
+    <w:p>
+      <w:pPr>
+        <w:spacing w:before="0" w:after="160" w:line="336" w:lineRule="auto"/>
+        <w:jc w:val="both"/>
+      </w:pPr>
+      <w:r>
+        <w:rPr>
+          <w:rFonts w:ascii="Georgia" w:hAnsi="Georgia"/>
+          <w:b w:val="0"/>
+          <w:i w:val="0"/>
+          <w:color w:val="161210"/>
+          <w:sz w:val="20"/>
+        </w:rPr>
+        <w:t>25 years of land-planning experience. Currently managing several active sites in Barrie, including 407–419 Mapleview Drive (46 units) and 910 Veterans Drive (48 units). Across the Ubuntu LTD pipeline: land planning, zoning approvals, and municipal execution.</w:t>
+      </w:r>
+    </w:p>
+    <w:p>
+      <w:pPr>
+        <w:spacing w:before="160" w:after="40"/>
+      </w:pPr>
+      <w:r>
+        <w:rPr>
+          <w:rFonts w:ascii="Georgia" w:hAnsi="Georgia"/>
+          <w:b/>
+          <w:i w:val="0"/>
+          <w:color w:val="161210"/>
+          <w:sz w:val="24"/>
+        </w:rPr>
+        <w:t>Justin Bahou</w:t>
+      </w:r>
+      <w:r>
+        <w:rPr>
+          <w:rFonts w:ascii="Consolas" w:hAnsi="Consolas"/>
+          <w:b w:val="0"/>
+          <w:i w:val="0"/>
+          <w:color w:val="C89344"/>
+          <w:sz w:val="18"/>
+        </w:rPr>
+        <w:t xml:space="preserve">   ·   CEO, Cube Building Systems</w:t>
+      </w:r>
+    </w:p>
+    <w:p>
+      <w:pPr>
+        <w:spacing w:before="0" w:after="160" w:line="336" w:lineRule="auto"/>
+        <w:jc w:val="both"/>
+      </w:pPr>
+      <w:r>
+        <w:rPr>
+          <w:rFonts w:ascii="Georgia" w:hAnsi="Georgia"/>
+          <w:b w:val="0"/>
+          <w:i w:val="0"/>
+          <w:color w:val="161210"/>
+          <w:sz w:val="20"/>
+        </w:rPr>
+        <w:t>Operates Ubuntu LTD's 100,000-square-foot modular prefab facility partner (introduced under Construction Partners). Leads pre-development facilitation and cost-certainty oversight across the construction programme.</w:t>
+      </w:r>
+    </w:p>
+    <w:p>
+      <w:pPr>
+        <w:spacing w:before="160" w:after="40"/>
+      </w:pPr>
+      <w:r>
+        <w:rPr>
+          <w:rFonts w:ascii="Georgia" w:hAnsi="Georgia"/>
+          <w:b/>
+          <w:i w:val="0"/>
+          <w:color w:val="161210"/>
+          <w:sz w:val="24"/>
+        </w:rPr>
+        <w:t>John Fox</w:t>
+      </w:r>
+      <w:r>
+        <w:rPr>
+          <w:rFonts w:ascii="Consolas" w:hAnsi="Consolas"/>
+          <w:b w:val="0"/>
+          <w:i w:val="0"/>
+          <w:color w:val="C89344"/>
+          <w:sz w:val="18"/>
+        </w:rPr>
+        <w:t xml:space="preserve">   ·   Counsel, Robins Appleby LLP</w:t>
+      </w:r>
+    </w:p>
+    <w:p>
+      <w:pPr>
+        <w:spacing w:before="0" w:after="160" w:line="336" w:lineRule="auto"/>
+        <w:jc w:val="both"/>
+      </w:pPr>
+      <w:r>
+        <w:rPr>
+          <w:rFonts w:ascii="Georgia" w:hAnsi="Georgia"/>
+          <w:b w:val="0"/>
+          <w:i w:val="0"/>
+          <w:color w:val="161210"/>
+          <w:sz w:val="20"/>
+        </w:rPr>
+        <w:t>External counsel. Responsible for the legal architecture of every project — SPV formation, ground-lease structuring, affordability covenants, and CMHC-compliant documentation.</w:t>
+      </w:r>
+    </w:p>
+    <w:p>
+      <w:pPr>
+        <w:spacing w:before="160" w:after="40"/>
+      </w:pPr>
+      <w:r>
+        <w:rPr>
+          <w:rFonts w:ascii="Georgia" w:hAnsi="Georgia"/>
+          <w:b/>
+          <w:i w:val="0"/>
+          <w:color w:val="161210"/>
+          <w:sz w:val="24"/>
+        </w:rPr>
+        <w:t>Ryan Adams</w:t>
+      </w:r>
+      <w:r>
+        <w:rPr>
+          <w:rFonts w:ascii="Consolas" w:hAnsi="Consolas"/>
+          <w:b w:val="0"/>
+          <w:i w:val="0"/>
+          <w:color w:val="C89344"/>
+          <w:sz w:val="18"/>
+        </w:rPr>
+        <w:t xml:space="preserve">   ·   Public affairs, Wellington DuPont Group</w:t>
+      </w:r>
+    </w:p>
+    <w:p>
+      <w:pPr>
+        <w:spacing w:before="0" w:after="160" w:line="336" w:lineRule="auto"/>
+        <w:jc w:val="both"/>
+      </w:pPr>
+      <w:r>
+        <w:rPr>
+          <w:rFonts w:ascii="Georgia" w:hAnsi="Georgia"/>
+          <w:b w:val="0"/>
+          <w:i w:val="0"/>
+          <w:color w:val="161210"/>
+          <w:sz w:val="20"/>
+        </w:rPr>
+        <w:t>Government relations and stakeholder engagement across federal, provincial, and municipal channels — packaging submissions, advancing approvals, and supporting institutional partnerships.</w:t>
       </w:r>
     </w:p>
     <w:p>

--- a/templates/decks/Ubuntu_Northpine_Platform_Proposal_v2.docx
+++ b/templates/decks/Ubuntu_Northpine_Platform_Proposal_v2.docx
@@ -4795,7 +4795,7 @@
           <w:color w:val="161210"/>
           <w:sz w:val="20"/>
         </w:rPr>
-        <w:t>Northpine funds operators, not buildings. The platform is built around the community-based non-profits that take 100% title and operate the housing permanently:</w:t>
+        <w:t>Northpine funds operators, not buildings. The platform is built around community-based non-profits that take 100% title and operate the housing permanently. Two co-founding operator partners anchor the network — both deeply rooted in African-Canadian community capacity:</w:t>
       </w:r>
     </w:p>
     <w:tbl>
@@ -4830,7 +4830,7 @@
                 <w:color w:val="C89344"/>
                 <w:sz w:val="16"/>
               </w:rPr>
-              <w:t>RWANDAN CANADIAN HEALING CENTRE (RCHC)  ·  OPERATOR</w:t>
+              <w:t>RWANDAN CANADIAN HEALING CENTRE (RCHC)  ·  CO-FOUNDING OPERATOR</w:t>
             </w:r>
           </w:p>
           <w:p>
@@ -4887,523 +4887,6 @@
         <w:jc w:val="left"/>
       </w:pPr>
     </w:p>
-    <w:p>
-      <w:pPr>
-        <w:spacing w:before="0" w:after="160" w:line="336" w:lineRule="auto"/>
-        <w:jc w:val="both"/>
-      </w:pPr>
-      <w:r>
-        <w:rPr>
-          <w:rFonts w:ascii="Georgia" w:hAnsi="Georgia"/>
-          <w:b w:val="0"/>
-          <w:i w:val="0"/>
-          <w:color w:val="161210"/>
-          <w:sz w:val="20"/>
-        </w:rPr>
-        <w:t>Beyond RCHC, the platform draws on a widening network of community-rooted non-profit operators, each bringing its own community mandate, service relationships, and operating capacity. The current operator network includes:</w:t>
-      </w:r>
-    </w:p>
-    <w:p>
-      <w:pPr>
-        <w:spacing w:after="120" w:line="324" w:lineRule="auto"/>
-        <w:ind w:left="454"/>
-      </w:pPr>
-      <w:r>
-        <w:rPr>
-          <w:rFonts w:ascii="Georgia" w:hAnsi="Georgia"/>
-          <w:b/>
-          <w:i w:val="0"/>
-          <w:color w:val="161210"/>
-          <w:sz w:val="21"/>
-        </w:rPr>
-        <w:t xml:space="preserve">WoodGreen Community Services  ·  </w:t>
-      </w:r>
-      <w:r>
-        <w:rPr>
-          <w:rFonts w:ascii="Georgia" w:hAnsi="Georgia"/>
-          <w:b w:val="0"/>
-          <w:i w:val="0"/>
-          <w:color w:val="3A2D22"/>
-          <w:sz w:val="20"/>
-        </w:rPr>
-        <w:t>One of Toronto's largest social service organisations, with deep experience in affordable and supportive housing delivery.</w:t>
-      </w:r>
-    </w:p>
-    <w:p>
-      <w:pPr>
-        <w:spacing w:after="120" w:line="324" w:lineRule="auto"/>
-        <w:ind w:left="454"/>
-      </w:pPr>
-      <w:r>
-        <w:rPr>
-          <w:rFonts w:ascii="Georgia" w:hAnsi="Georgia"/>
-          <w:b/>
-          <w:i w:val="0"/>
-          <w:color w:val="161210"/>
-          <w:sz w:val="21"/>
-        </w:rPr>
-        <w:t xml:space="preserve">St. Clair's  ·  </w:t>
-      </w:r>
-      <w:r>
-        <w:rPr>
-          <w:rFonts w:ascii="Georgia" w:hAnsi="Georgia"/>
-          <w:b w:val="0"/>
-          <w:i w:val="0"/>
-          <w:color w:val="3A2D22"/>
-          <w:sz w:val="20"/>
-        </w:rPr>
-        <w:t>Community housing and services operator with established Toronto-area programmes.</w:t>
-      </w:r>
-    </w:p>
-    <w:p>
-      <w:pPr>
-        <w:spacing w:after="120" w:line="324" w:lineRule="auto"/>
-        <w:ind w:left="454"/>
-      </w:pPr>
-      <w:r>
-        <w:rPr>
-          <w:rFonts w:ascii="Georgia" w:hAnsi="Georgia"/>
-          <w:b/>
-          <w:i w:val="0"/>
-          <w:color w:val="161210"/>
-          <w:sz w:val="21"/>
-        </w:rPr>
-        <w:t xml:space="preserve">New Nakfa (Eritrean Community Network)  ·  </w:t>
-      </w:r>
-      <w:r>
-        <w:rPr>
-          <w:rFonts w:ascii="Georgia" w:hAnsi="Georgia"/>
-          <w:b w:val="0"/>
-          <w:i w:val="0"/>
-          <w:color w:val="3A2D22"/>
-          <w:sz w:val="20"/>
-        </w:rPr>
-        <w:t>Community-based non-profit chaired by Jonathan Okubay (MD), serving the Eritrean and broader African-Canadian community in Toronto.</w:t>
-      </w:r>
-    </w:p>
-    <w:p>
-      <w:pPr>
-        <w:spacing w:after="120" w:line="324" w:lineRule="auto"/>
-        <w:ind w:left="454"/>
-      </w:pPr>
-      <w:r>
-        <w:rPr>
-          <w:rFonts w:ascii="Georgia" w:hAnsi="Georgia"/>
-          <w:b/>
-          <w:i w:val="0"/>
-          <w:color w:val="161210"/>
-          <w:sz w:val="21"/>
-        </w:rPr>
-        <w:t xml:space="preserve">North American Muslim Foundation (NAMF)  ·  </w:t>
-      </w:r>
-      <w:r>
-        <w:rPr>
-          <w:rFonts w:ascii="Georgia" w:hAnsi="Georgia"/>
-          <w:b w:val="0"/>
-          <w:i w:val="0"/>
-          <w:color w:val="3A2D22"/>
-          <w:sz w:val="20"/>
-        </w:rPr>
-        <w:t>Operator and titleholder of the 4140 Finch Avenue East Cultural Centre project (profiled in Section 11 and Addendum A).</w:t>
-      </w:r>
-    </w:p>
-    <w:p>
-      <w:pPr>
-        <w:spacing w:after="120" w:line="324" w:lineRule="auto"/>
-        <w:ind w:left="454"/>
-      </w:pPr>
-      <w:r>
-        <w:rPr>
-          <w:rFonts w:ascii="Georgia" w:hAnsi="Georgia"/>
-          <w:b/>
-          <w:i w:val="0"/>
-          <w:color w:val="161210"/>
-          <w:sz w:val="21"/>
-        </w:rPr>
-        <w:t xml:space="preserve">Our Greenway Conservancy  ·  </w:t>
-      </w:r>
-      <w:r>
-        <w:rPr>
-          <w:rFonts w:ascii="Georgia" w:hAnsi="Georgia"/>
-          <w:b w:val="0"/>
-          <w:i w:val="0"/>
-          <w:color w:val="3A2D22"/>
-          <w:sz w:val="20"/>
-        </w:rPr>
-        <w:t>Proposed operator of the 2008 Brimley Road family-housing pilot in Scarborough.</w:t>
-      </w:r>
-    </w:p>
-    <w:p>
-      <w:pPr>
-        <w:spacing w:after="120" w:line="324" w:lineRule="auto"/>
-        <w:ind w:left="454"/>
-      </w:pPr>
-      <w:r>
-        <w:rPr>
-          <w:rFonts w:ascii="Georgia" w:hAnsi="Georgia"/>
-          <w:b/>
-          <w:i w:val="0"/>
-          <w:color w:val="161210"/>
-          <w:sz w:val="21"/>
-        </w:rPr>
-        <w:t xml:space="preserve">Tropicana Community Services  ·  </w:t>
-      </w:r>
-      <w:r>
-        <w:rPr>
-          <w:rFonts w:ascii="Georgia" w:hAnsi="Georgia"/>
-          <w:b w:val="0"/>
-          <w:i w:val="0"/>
-          <w:color w:val="3A2D22"/>
-          <w:sz w:val="20"/>
-        </w:rPr>
-        <w:t>Scarborough-rooted community organisation serving Black and Caribbean families across the region.</w:t>
-      </w:r>
-    </w:p>
-    <w:p>
-      <w:pPr>
-        <w:spacing w:before="0" w:after="160" w:line="336" w:lineRule="auto"/>
-        <w:jc w:val="both"/>
-      </w:pPr>
-      <w:r>
-        <w:rPr>
-          <w:rFonts w:ascii="Georgia" w:hAnsi="Georgia"/>
-          <w:b w:val="0"/>
-          <w:i w:val="0"/>
-          <w:color w:val="161210"/>
-          <w:sz w:val="20"/>
-        </w:rPr>
-        <w:t>Each operator takes 100% title from day one of occupancy and acquires the land, fee simple, at Year 20.</w:t>
-      </w:r>
-    </w:p>
-    <w:p>
-      <w:pPr>
-        <w:spacing w:before="280" w:after="120"/>
-      </w:pPr>
-      <w:r>
-        <w:rPr>
-          <w:rFonts w:ascii="Georgia" w:hAnsi="Georgia"/>
-          <w:b/>
-          <w:i w:val="0"/>
-          <w:color w:val="C89344"/>
-          <w:sz w:val="24"/>
-        </w:rPr>
-        <w:t>The landowner network</w:t>
-      </w:r>
-    </w:p>
-    <w:p>
-      <w:pPr>
-        <w:spacing w:before="0" w:after="160" w:line="336" w:lineRule="auto"/>
-        <w:jc w:val="both"/>
-      </w:pPr>
-      <w:r>
-        <w:rPr>
-          <w:rFonts w:ascii="Georgia" w:hAnsi="Georgia"/>
-          <w:b w:val="0"/>
-          <w:i w:val="0"/>
-          <w:color w:val="161210"/>
-          <w:sz w:val="20"/>
-        </w:rPr>
-        <w:t>Ubuntu LTD has assembled 18 sites secured with binding agreements or Letters of Intent — sophisticated private landowners who have chosen the Common Ground Initiative over traditional development for the capital-efficiency reasons set out in Section 5. The pipeline is growing at roughly 2.75 new sites per month. Landowners are recruited, structured, and tied to the platform through the Land Activation function described in Section 7.</w:t>
-      </w:r>
-    </w:p>
-    <w:p>
-      <w:pPr>
-        <w:spacing w:before="280" w:after="120"/>
-      </w:pPr>
-      <w:r>
-        <w:rPr>
-          <w:rFonts w:ascii="Georgia" w:hAnsi="Georgia"/>
-          <w:b/>
-          <w:i w:val="0"/>
-          <w:color w:val="C89344"/>
-          <w:sz w:val="24"/>
-        </w:rPr>
-        <w:t>Ubuntu LTD — Board of Directors</w:t>
-      </w:r>
-    </w:p>
-    <w:p>
-      <w:pPr>
-        <w:spacing w:before="0" w:after="160" w:line="336" w:lineRule="auto"/>
-        <w:jc w:val="both"/>
-      </w:pPr>
-      <w:r>
-        <w:rPr>
-          <w:rFonts w:ascii="Georgia" w:hAnsi="Georgia"/>
-          <w:b w:val="0"/>
-          <w:i w:val="0"/>
-          <w:color w:val="161210"/>
-          <w:sz w:val="20"/>
-        </w:rPr>
-        <w:t>The Board provides strategic oversight, fiduciary responsibility, and accountability to public-interest outcomes. Ubuntu LTD is governed by a Black-led Board with deep experience in housing systems, refugee settlement, ecosystem leadership, and trusted community institutions.</w:t>
-      </w:r>
-    </w:p>
-    <w:p>
-      <w:pPr>
-        <w:spacing w:before="160" w:after="40"/>
-      </w:pPr>
-      <w:r>
-        <w:rPr>
-          <w:rFonts w:ascii="Georgia" w:hAnsi="Georgia"/>
-          <w:b/>
-          <w:i w:val="0"/>
-          <w:color w:val="161210"/>
-          <w:sz w:val="24"/>
-        </w:rPr>
-        <w:t>Kemi Jacobs</w:t>
-      </w:r>
-      <w:r>
-        <w:rPr>
-          <w:rFonts w:ascii="Consolas" w:hAnsi="Consolas"/>
-          <w:b w:val="0"/>
-          <w:i w:val="0"/>
-          <w:color w:val="C89344"/>
-          <w:sz w:val="18"/>
-        </w:rPr>
-        <w:t xml:space="preserve">   ·   Director</w:t>
-      </w:r>
-    </w:p>
-    <w:p>
-      <w:pPr>
-        <w:spacing w:before="0" w:after="160" w:line="336" w:lineRule="auto"/>
-        <w:jc w:val="both"/>
-      </w:pPr>
-      <w:r>
-        <w:rPr>
-          <w:rFonts w:ascii="Georgia" w:hAnsi="Georgia"/>
-          <w:b w:val="0"/>
-          <w:i w:val="0"/>
-          <w:color w:val="161210"/>
-          <w:sz w:val="20"/>
-        </w:rPr>
-        <w:t>Over 30 years of senior leadership across non-profit and public sectors. Past roles include Director of Housing at Toronto Community Housing, Executive Director of CultureLink Settlement Services and Delta Family Resource Centre, President of the Canadian Council for Refugees, and Chair of the National Anti-Racism Council of Canada.</w:t>
-      </w:r>
-    </w:p>
-    <w:p>
-      <w:pPr>
-        <w:spacing w:before="160" w:after="40"/>
-      </w:pPr>
-      <w:r>
-        <w:rPr>
-          <w:rFonts w:ascii="Georgia" w:hAnsi="Georgia"/>
-          <w:b/>
-          <w:i w:val="0"/>
-          <w:color w:val="161210"/>
-          <w:sz w:val="24"/>
-        </w:rPr>
-        <w:t>Amanuel Melles</w:t>
-      </w:r>
-      <w:r>
-        <w:rPr>
-          <w:rFonts w:ascii="Consolas" w:hAnsi="Consolas"/>
-          <w:b w:val="0"/>
-          <w:i w:val="0"/>
-          <w:color w:val="C89344"/>
-          <w:sz w:val="18"/>
-        </w:rPr>
-        <w:t xml:space="preserve">   ·   Director</w:t>
-      </w:r>
-    </w:p>
-    <w:p>
-      <w:pPr>
-        <w:spacing w:before="0" w:after="160" w:line="336" w:lineRule="auto"/>
-        <w:jc w:val="both"/>
-      </w:pPr>
-      <w:r>
-        <w:rPr>
-          <w:rFonts w:ascii="Georgia" w:hAnsi="Georgia"/>
-          <w:b w:val="0"/>
-          <w:i w:val="0"/>
-          <w:color w:val="161210"/>
-          <w:sz w:val="20"/>
-        </w:rPr>
-        <w:t>Executive Director of the Network for the Advancement of Black Communities (NABC). Nationally recognised ecosystem and policy leader. Prior senior leadership at United Way Toronto, Family Service Toronto, Ontario Council of Agencies Serving Immigrants, and New Heights Community Health Centre.</w:t>
-      </w:r>
-    </w:p>
-    <w:p>
-      <w:pPr>
-        <w:spacing w:before="160" w:after="40"/>
-      </w:pPr>
-      <w:r>
-        <w:rPr>
-          <w:rFonts w:ascii="Georgia" w:hAnsi="Georgia"/>
-          <w:b/>
-          <w:i w:val="0"/>
-          <w:color w:val="161210"/>
-          <w:sz w:val="24"/>
-        </w:rPr>
-        <w:t>Nadine Miller</w:t>
-      </w:r>
-      <w:r>
-        <w:rPr>
-          <w:rFonts w:ascii="Consolas" w:hAnsi="Consolas"/>
-          <w:b w:val="0"/>
-          <w:i w:val="0"/>
-          <w:color w:val="C89344"/>
-          <w:sz w:val="18"/>
-        </w:rPr>
-        <w:t xml:space="preserve">   ·   Director</w:t>
-      </w:r>
-    </w:p>
-    <w:p>
-      <w:pPr>
-        <w:spacing w:before="0" w:after="160" w:line="336" w:lineRule="auto"/>
-        <w:jc w:val="both"/>
-      </w:pPr>
-      <w:r>
-        <w:rPr>
-          <w:rFonts w:ascii="Georgia" w:hAnsi="Georgia"/>
-          <w:b w:val="0"/>
-          <w:i w:val="0"/>
-          <w:color w:val="161210"/>
-          <w:sz w:val="20"/>
-        </w:rPr>
-        <w:t>Senior community leader and organisational executive with experience in faith-based leadership, governance, and community stewardship. Executive Director of Pilgrim's Feast Tabernacle Church, where she oversees organisational leadership, program delivery, and community engagement — managing governance structures, operational teams, and community-focused initiatives serving families and vulnerable populations through pastoral care, outreach, and social programming. Her leadership emphasises ethical governance, accountability, and long-term institutional sustainability. As a Director of Ubuntu LTD, Nadine contributes values-based leadership, governance insight, and a deep understanding of community dynamics essential to inclusive and sustainable housing initiatives.</w:t>
-      </w:r>
-    </w:p>
-    <w:p>
-      <w:pPr>
-        <w:spacing w:before="280" w:after="120"/>
-      </w:pPr>
-      <w:r>
-        <w:rPr>
-          <w:rFonts w:ascii="Georgia" w:hAnsi="Georgia"/>
-          <w:b/>
-          <w:i w:val="0"/>
-          <w:color w:val="C89344"/>
-          <w:sz w:val="24"/>
-        </w:rPr>
-        <w:t>Ubuntu LTD — Executive Management</w:t>
-      </w:r>
-    </w:p>
-    <w:p>
-      <w:pPr>
-        <w:spacing w:before="0" w:after="160" w:line="336" w:lineRule="auto"/>
-        <w:jc w:val="both"/>
-      </w:pPr>
-      <w:r>
-        <w:rPr>
-          <w:rFonts w:ascii="Georgia" w:hAnsi="Georgia"/>
-          <w:b w:val="0"/>
-          <w:i w:val="0"/>
-          <w:color w:val="161210"/>
-          <w:sz w:val="20"/>
-        </w:rPr>
-        <w:t>The Executive team is responsible for organisational leadership, platform execution, partnership coordination, and operational accountability.</w:t>
-      </w:r>
-    </w:p>
-    <w:p>
-      <w:pPr>
-        <w:spacing w:before="160" w:after="40"/>
-      </w:pPr>
-      <w:r>
-        <w:rPr>
-          <w:rFonts w:ascii="Georgia" w:hAnsi="Georgia"/>
-          <w:b/>
-          <w:i w:val="0"/>
-          <w:color w:val="161210"/>
-          <w:sz w:val="24"/>
-        </w:rPr>
-        <w:t>Kizito Musabimana</w:t>
-      </w:r>
-      <w:r>
-        <w:rPr>
-          <w:rFonts w:ascii="Consolas" w:hAnsi="Consolas"/>
-          <w:b w:val="0"/>
-          <w:i w:val="0"/>
-          <w:color w:val="C89344"/>
-          <w:sz w:val="18"/>
-        </w:rPr>
-        <w:t xml:space="preserve">   ·   Chief Executive Officer</w:t>
-      </w:r>
-    </w:p>
-    <w:p>
-      <w:pPr>
-        <w:spacing w:before="0" w:after="160" w:line="336" w:lineRule="auto"/>
-        <w:jc w:val="both"/>
-      </w:pPr>
-      <w:r>
-        <w:rPr>
-          <w:rFonts w:ascii="Georgia" w:hAnsi="Georgia"/>
-          <w:b w:val="0"/>
-          <w:i w:val="0"/>
-          <w:color w:val="161210"/>
-          <w:sz w:val="20"/>
-        </w:rPr>
-        <w:t>Founder and Executive Director of the Rwandan Canadian Healing Centre (RCHC). At RCHC, Kizito led the creation of the African Canadian Affordable Housing (ACAH) Village — a CMHC-funded initiative that established the foundational partnerships and delivery logic that evolved into the Ubuntu platform. As CEO, Kizito oversees organisational leadership, operational execution, and ecosystem coordination.</w:t>
-      </w:r>
-    </w:p>
-    <w:p>
-      <w:pPr>
-        <w:spacing w:before="160" w:after="40"/>
-      </w:pPr>
-      <w:r>
-        <w:rPr>
-          <w:rFonts w:ascii="Georgia" w:hAnsi="Georgia"/>
-          <w:b/>
-          <w:i w:val="0"/>
-          <w:color w:val="161210"/>
-          <w:sz w:val="24"/>
-        </w:rPr>
-        <w:t>Jonathan Okubay</w:t>
-      </w:r>
-      <w:r>
-        <w:rPr>
-          <w:rFonts w:ascii="Consolas" w:hAnsi="Consolas"/>
-          <w:b w:val="0"/>
-          <w:i w:val="0"/>
-          <w:color w:val="C89344"/>
-          <w:sz w:val="18"/>
-        </w:rPr>
-        <w:t xml:space="preserve">   ·   Managing Director</w:t>
-      </w:r>
-    </w:p>
-    <w:p>
-      <w:pPr>
-        <w:spacing w:before="0" w:after="160" w:line="336" w:lineRule="auto"/>
-        <w:jc w:val="both"/>
-      </w:pPr>
-      <w:r>
-        <w:rPr>
-          <w:rFonts w:ascii="Georgia" w:hAnsi="Georgia"/>
-          <w:b w:val="0"/>
-          <w:i w:val="0"/>
-          <w:color w:val="161210"/>
-          <w:sz w:val="20"/>
-        </w:rPr>
-        <w:t>Principal architect of the platform model. Brings experience in real estate development strategy, construction management, financial structuring, and institutional partnerships. Also Chair of the Eritrean Community Network (operating as New Nakfa). Leads platform design, strategic partnerships, capital alignment, and institutional readiness.</w:t>
-      </w:r>
-    </w:p>
-    <w:p>
-      <w:pPr>
-        <w:spacing w:before="280" w:after="120"/>
-      </w:pPr>
-      <w:r>
-        <w:rPr>
-          <w:rFonts w:ascii="Georgia" w:hAnsi="Georgia"/>
-          <w:b/>
-          <w:i w:val="0"/>
-          <w:color w:val="C89344"/>
-          <w:sz w:val="24"/>
-        </w:rPr>
-        <w:t>Advisory &amp; professional services</w:t>
-      </w:r>
-    </w:p>
-    <w:p>
-      <w:pPr>
-        <w:spacing w:before="0" w:after="160" w:line="336" w:lineRule="auto"/>
-        <w:jc w:val="both"/>
-      </w:pPr>
-      <w:r>
-        <w:rPr>
-          <w:rFonts w:ascii="Georgia" w:hAnsi="Georgia"/>
-          <w:b w:val="0"/>
-          <w:i w:val="0"/>
-          <w:color w:val="161210"/>
-          <w:sz w:val="20"/>
-        </w:rPr>
-        <w:t>Ubuntu LTD's projects are delivered with the support of an established team of development, design, construction, planning, legal, finance, and public-affairs professionals. Each project draws on the specialists best suited to its scale, typology, and regulatory context — providing the depth of expertise that mitigates execution risk and complements internal capacity.</w:t>
-      </w:r>
-    </w:p>
     <w:tbl>
       <w:tblPr>
         <w:tblW w:type="auto" w:w="0"/>
@@ -5436,7 +4919,7 @@
                 <w:color w:val="C89344"/>
                 <w:sz w:val="16"/>
               </w:rPr>
-              <w:t>4140 FINCH (P20) DEVELOPMENT TEAM  ·  LED BY CITYZEN DEVELOPMENT GROUP</w:t>
+              <w:t>NEW NAKFA (ERITREAN COMMUNITY NETWORK)  ·  CO-FOUNDING OPERATOR</w:t>
             </w:r>
           </w:p>
           <w:p>
@@ -5451,7 +4934,7 @@
                 <w:color w:val="161210"/>
                 <w:sz w:val="20"/>
               </w:rPr>
-              <w:t>The 4140 Finch Avenue East Cultural Centre is led by Joseph Cordiano — founding partner of Cityzen Development Group and former Minister of Economic Development and Trade for Ontario — together with architect Roy Varacalli. The team brings more than 50 combined years in development, design, and construction, with oversight of over $5 billion in completed housing projects across the GTA and internationally.</w:t>
+              <w:t>Chaired by Ubuntu LTD MD Jonathan Okubay  ·  African-Canadian community operator</w:t>
             </w:r>
           </w:p>
           <w:p>
@@ -5466,7 +4949,7 @@
                 <w:color w:val="161210"/>
                 <w:sz w:val="20"/>
               </w:rPr>
-              <w:t>Public-sector and policy experience, combined with a record of public-private partnership delivery, contributes: project-management discipline to deliver on time and on budget; regulatory pathways through public-sector partners; and design responsiveness to community needs.</w:t>
+              <w:t>A community-based non-profit serving the Eritrean and broader African-Canadian community in Toronto. New Nakfa brings community governance experience, settlement-services capacity, and a direct line into African-Canadian housing demand — mirroring RCHC's role for African refugee populations and extending the platform's reach across a complementary diaspora community.</w:t>
             </w:r>
           </w:p>
           <w:p>
@@ -5481,7 +4964,7 @@
                 <w:color w:val="161210"/>
                 <w:sz w:val="20"/>
               </w:rPr>
-              <w:t>NAMF plans to partner with a non-profit property-management organisation to oversee the affordable housing units, ensuring operational efficiency and long-term sustainability.</w:t>
+              <w:t>Role: Co-founding non-profit operator partner across the platform.</w:t>
             </w:r>
           </w:p>
         </w:tc>
@@ -5506,7 +4989,662 @@
           <w:color w:val="161210"/>
           <w:sz w:val="20"/>
         </w:rPr>
-        <w:t>Across the broader Ubuntu LTD pipeline, the following professionals lead specialist functions:</w:t>
+        <w:t>Beyond these two co-founding partners, the platform draws on a widening network of community-rooted non-profit operators, each bringing its own community mandate, service relationships, and operating capacity:</w:t>
+      </w:r>
+    </w:p>
+    <w:p>
+      <w:pPr>
+        <w:spacing w:after="120" w:line="324" w:lineRule="auto"/>
+        <w:ind w:left="454"/>
+      </w:pPr>
+      <w:r>
+        <w:rPr>
+          <w:rFonts w:ascii="Georgia" w:hAnsi="Georgia"/>
+          <w:b/>
+          <w:i w:val="0"/>
+          <w:color w:val="161210"/>
+          <w:sz w:val="21"/>
+        </w:rPr>
+        <w:t xml:space="preserve">WoodGreen Community Services  ·  </w:t>
+      </w:r>
+      <w:r>
+        <w:rPr>
+          <w:rFonts w:ascii="Georgia" w:hAnsi="Georgia"/>
+          <w:b w:val="0"/>
+          <w:i w:val="0"/>
+          <w:color w:val="3A2D22"/>
+          <w:sz w:val="20"/>
+        </w:rPr>
+        <w:t>One of Toronto's largest social service organisations, with deep experience in affordable and supportive housing delivery.</w:t>
+      </w:r>
+    </w:p>
+    <w:p>
+      <w:pPr>
+        <w:spacing w:after="120" w:line="324" w:lineRule="auto"/>
+        <w:ind w:left="454"/>
+      </w:pPr>
+      <w:r>
+        <w:rPr>
+          <w:rFonts w:ascii="Georgia" w:hAnsi="Georgia"/>
+          <w:b/>
+          <w:i w:val="0"/>
+          <w:color w:val="161210"/>
+          <w:sz w:val="21"/>
+        </w:rPr>
+        <w:t xml:space="preserve">St. Clair's  ·  </w:t>
+      </w:r>
+      <w:r>
+        <w:rPr>
+          <w:rFonts w:ascii="Georgia" w:hAnsi="Georgia"/>
+          <w:b w:val="0"/>
+          <w:i w:val="0"/>
+          <w:color w:val="3A2D22"/>
+          <w:sz w:val="20"/>
+        </w:rPr>
+        <w:t>Community housing and services operator with established Toronto-area programmes.</w:t>
+      </w:r>
+    </w:p>
+    <w:p>
+      <w:pPr>
+        <w:spacing w:after="120" w:line="324" w:lineRule="auto"/>
+        <w:ind w:left="454"/>
+      </w:pPr>
+      <w:r>
+        <w:rPr>
+          <w:rFonts w:ascii="Georgia" w:hAnsi="Georgia"/>
+          <w:b/>
+          <w:i w:val="0"/>
+          <w:color w:val="161210"/>
+          <w:sz w:val="21"/>
+        </w:rPr>
+        <w:t xml:space="preserve">North American Muslim Foundation (NAMF)  ·  </w:t>
+      </w:r>
+      <w:r>
+        <w:rPr>
+          <w:rFonts w:ascii="Georgia" w:hAnsi="Georgia"/>
+          <w:b w:val="0"/>
+          <w:i w:val="0"/>
+          <w:color w:val="3A2D22"/>
+          <w:sz w:val="20"/>
+        </w:rPr>
+        <w:t>Operator and titleholder of the 4140 Finch Avenue East Cultural Centre project (profiled in Section 11 and Addendum A).</w:t>
+      </w:r>
+    </w:p>
+    <w:p>
+      <w:pPr>
+        <w:spacing w:after="120" w:line="324" w:lineRule="auto"/>
+        <w:ind w:left="454"/>
+      </w:pPr>
+      <w:r>
+        <w:rPr>
+          <w:rFonts w:ascii="Georgia" w:hAnsi="Georgia"/>
+          <w:b/>
+          <w:i w:val="0"/>
+          <w:color w:val="161210"/>
+          <w:sz w:val="21"/>
+        </w:rPr>
+        <w:t xml:space="preserve">Our Greenway Conservancy  ·  </w:t>
+      </w:r>
+      <w:r>
+        <w:rPr>
+          <w:rFonts w:ascii="Georgia" w:hAnsi="Georgia"/>
+          <w:b w:val="0"/>
+          <w:i w:val="0"/>
+          <w:color w:val="3A2D22"/>
+          <w:sz w:val="20"/>
+        </w:rPr>
+        <w:t>Proposed operator of the 2008 Brimley Road family-housing pilot in Scarborough.</w:t>
+      </w:r>
+    </w:p>
+    <w:p>
+      <w:pPr>
+        <w:spacing w:after="120" w:line="324" w:lineRule="auto"/>
+        <w:ind w:left="454"/>
+      </w:pPr>
+      <w:r>
+        <w:rPr>
+          <w:rFonts w:ascii="Georgia" w:hAnsi="Georgia"/>
+          <w:b/>
+          <w:i w:val="0"/>
+          <w:color w:val="161210"/>
+          <w:sz w:val="21"/>
+        </w:rPr>
+        <w:t xml:space="preserve">Tropicana Community Services  ·  </w:t>
+      </w:r>
+      <w:r>
+        <w:rPr>
+          <w:rFonts w:ascii="Georgia" w:hAnsi="Georgia"/>
+          <w:b w:val="0"/>
+          <w:i w:val="0"/>
+          <w:color w:val="3A2D22"/>
+          <w:sz w:val="20"/>
+        </w:rPr>
+        <w:t>Scarborough-rooted community organisation serving Black and Caribbean families across the region.</w:t>
+      </w:r>
+    </w:p>
+    <w:p>
+      <w:pPr>
+        <w:spacing w:before="0" w:after="160" w:line="336" w:lineRule="auto"/>
+        <w:jc w:val="both"/>
+      </w:pPr>
+      <w:r>
+        <w:rPr>
+          <w:rFonts w:ascii="Georgia" w:hAnsi="Georgia"/>
+          <w:b w:val="0"/>
+          <w:i w:val="0"/>
+          <w:color w:val="161210"/>
+          <w:sz w:val="20"/>
+        </w:rPr>
+        <w:t>Each operator takes 100% title from day one of occupancy and acquires the land, fee simple, at Year 20.</w:t>
+      </w:r>
+    </w:p>
+    <w:p>
+      <w:pPr>
+        <w:spacing w:before="280" w:after="120"/>
+      </w:pPr>
+      <w:r>
+        <w:rPr>
+          <w:rFonts w:ascii="Georgia" w:hAnsi="Georgia"/>
+          <w:b/>
+          <w:i w:val="0"/>
+          <w:color w:val="C89344"/>
+          <w:sz w:val="24"/>
+        </w:rPr>
+        <w:t>The landowner network</w:t>
+      </w:r>
+    </w:p>
+    <w:p>
+      <w:pPr>
+        <w:spacing w:before="0" w:after="160" w:line="336" w:lineRule="auto"/>
+        <w:jc w:val="both"/>
+      </w:pPr>
+      <w:r>
+        <w:rPr>
+          <w:rFonts w:ascii="Georgia" w:hAnsi="Georgia"/>
+          <w:b w:val="0"/>
+          <w:i w:val="0"/>
+          <w:color w:val="161210"/>
+          <w:sz w:val="20"/>
+        </w:rPr>
+        <w:t>Ubuntu LTD has assembled 18 sites secured with binding agreements or Letters of Intent — sophisticated private landowners who have chosen the Common Ground Initiative over traditional development for the capital-efficiency reasons set out in Section 5. The pipeline is growing at roughly 2.75 new sites per month. Landowners are recruited, structured, and tied to the platform through the Land Activation function described in Section 7.</w:t>
+      </w:r>
+    </w:p>
+    <w:p>
+      <w:pPr>
+        <w:spacing w:before="280" w:after="120"/>
+      </w:pPr>
+      <w:r>
+        <w:rPr>
+          <w:rFonts w:ascii="Georgia" w:hAnsi="Georgia"/>
+          <w:b/>
+          <w:i w:val="0"/>
+          <w:color w:val="C89344"/>
+          <w:sz w:val="24"/>
+        </w:rPr>
+        <w:t>Ubuntu LTD — Board of Directors</w:t>
+      </w:r>
+    </w:p>
+    <w:p>
+      <w:pPr>
+        <w:spacing w:before="0" w:after="160" w:line="336" w:lineRule="auto"/>
+        <w:jc w:val="both"/>
+      </w:pPr>
+      <w:r>
+        <w:rPr>
+          <w:rFonts w:ascii="Georgia" w:hAnsi="Georgia"/>
+          <w:b w:val="0"/>
+          <w:i w:val="0"/>
+          <w:color w:val="161210"/>
+          <w:sz w:val="20"/>
+        </w:rPr>
+        <w:t>The Board provides strategic oversight, fiduciary responsibility, and accountability to public-interest outcomes. Ubuntu LTD is governed by a Black-led Board with deep experience in housing systems, refugee settlement, ecosystem leadership, and trusted community institutions.</w:t>
+      </w:r>
+    </w:p>
+    <w:p>
+      <w:pPr>
+        <w:spacing w:before="160" w:after="40"/>
+      </w:pPr>
+      <w:r>
+        <w:rPr>
+          <w:rFonts w:ascii="Georgia" w:hAnsi="Georgia"/>
+          <w:b/>
+          <w:i w:val="0"/>
+          <w:color w:val="161210"/>
+          <w:sz w:val="24"/>
+        </w:rPr>
+        <w:t>Kemi Jacobs</w:t>
+      </w:r>
+      <w:r>
+        <w:rPr>
+          <w:rFonts w:ascii="Consolas" w:hAnsi="Consolas"/>
+          <w:b w:val="0"/>
+          <w:i w:val="0"/>
+          <w:color w:val="C89344"/>
+          <w:sz w:val="18"/>
+        </w:rPr>
+        <w:t xml:space="preserve">   ·   Director</w:t>
+      </w:r>
+    </w:p>
+    <w:p>
+      <w:pPr>
+        <w:spacing w:before="0" w:after="160" w:line="336" w:lineRule="auto"/>
+        <w:jc w:val="both"/>
+      </w:pPr>
+      <w:r>
+        <w:rPr>
+          <w:rFonts w:ascii="Georgia" w:hAnsi="Georgia"/>
+          <w:b w:val="0"/>
+          <w:i w:val="0"/>
+          <w:color w:val="161210"/>
+          <w:sz w:val="20"/>
+        </w:rPr>
+        <w:t>Over 30 years of senior leadership across non-profit and public sectors. Past roles include Director of Housing at Toronto Community Housing, Executive Director of CultureLink Settlement Services and Delta Family Resource Centre, President of the Canadian Council for Refugees, and Chair of the National Anti-Racism Council of Canada.</w:t>
+      </w:r>
+    </w:p>
+    <w:p>
+      <w:pPr>
+        <w:spacing w:before="160" w:after="40"/>
+      </w:pPr>
+      <w:r>
+        <w:rPr>
+          <w:rFonts w:ascii="Georgia" w:hAnsi="Georgia"/>
+          <w:b/>
+          <w:i w:val="0"/>
+          <w:color w:val="161210"/>
+          <w:sz w:val="24"/>
+        </w:rPr>
+        <w:t>Amanuel Melles</w:t>
+      </w:r>
+      <w:r>
+        <w:rPr>
+          <w:rFonts w:ascii="Consolas" w:hAnsi="Consolas"/>
+          <w:b w:val="0"/>
+          <w:i w:val="0"/>
+          <w:color w:val="C89344"/>
+          <w:sz w:val="18"/>
+        </w:rPr>
+        <w:t xml:space="preserve">   ·   Director</w:t>
+      </w:r>
+    </w:p>
+    <w:p>
+      <w:pPr>
+        <w:spacing w:before="0" w:after="160" w:line="336" w:lineRule="auto"/>
+        <w:jc w:val="both"/>
+      </w:pPr>
+      <w:r>
+        <w:rPr>
+          <w:rFonts w:ascii="Georgia" w:hAnsi="Georgia"/>
+          <w:b w:val="0"/>
+          <w:i w:val="0"/>
+          <w:color w:val="161210"/>
+          <w:sz w:val="20"/>
+        </w:rPr>
+        <w:t>Executive Director of the Network for the Advancement of Black Communities (NABC). Nationally recognised ecosystem and policy leader. Prior senior leadership at United Way Toronto, Family Service Toronto, Ontario Council of Agencies Serving Immigrants, and New Heights Community Health Centre.</w:t>
+      </w:r>
+    </w:p>
+    <w:p>
+      <w:pPr>
+        <w:spacing w:before="160" w:after="40"/>
+      </w:pPr>
+      <w:r>
+        <w:rPr>
+          <w:rFonts w:ascii="Georgia" w:hAnsi="Georgia"/>
+          <w:b/>
+          <w:i w:val="0"/>
+          <w:color w:val="161210"/>
+          <w:sz w:val="24"/>
+        </w:rPr>
+        <w:t>Nadine Miller</w:t>
+      </w:r>
+      <w:r>
+        <w:rPr>
+          <w:rFonts w:ascii="Consolas" w:hAnsi="Consolas"/>
+          <w:b w:val="0"/>
+          <w:i w:val="0"/>
+          <w:color w:val="C89344"/>
+          <w:sz w:val="18"/>
+        </w:rPr>
+        <w:t xml:space="preserve">   ·   Director</w:t>
+      </w:r>
+    </w:p>
+    <w:p>
+      <w:pPr>
+        <w:spacing w:before="0" w:after="160" w:line="336" w:lineRule="auto"/>
+        <w:jc w:val="both"/>
+      </w:pPr>
+      <w:r>
+        <w:rPr>
+          <w:rFonts w:ascii="Georgia" w:hAnsi="Georgia"/>
+          <w:b w:val="0"/>
+          <w:i w:val="0"/>
+          <w:color w:val="161210"/>
+          <w:sz w:val="20"/>
+        </w:rPr>
+        <w:t>Senior community leader and organisational executive with experience in faith-based leadership, governance, and community stewardship. Executive Director of Pilgrim's Feast Tabernacle Church, where she oversees organisational leadership, program delivery, and community engagement — managing governance structures, operational teams, and community-focused initiatives serving families and vulnerable populations through pastoral care, outreach, and social programming. Her leadership emphasises ethical governance, accountability, and long-term institutional sustainability. As a Director of Ubuntu LTD, Nadine contributes values-based leadership, governance insight, and a deep understanding of community dynamics essential to inclusive and sustainable housing initiatives.</w:t>
+      </w:r>
+    </w:p>
+    <w:p>
+      <w:pPr>
+        <w:spacing w:before="280" w:after="120"/>
+      </w:pPr>
+      <w:r>
+        <w:rPr>
+          <w:rFonts w:ascii="Georgia" w:hAnsi="Georgia"/>
+          <w:b/>
+          <w:i w:val="0"/>
+          <w:color w:val="C89344"/>
+          <w:sz w:val="24"/>
+        </w:rPr>
+        <w:t>Ubuntu LTD — Executive Management</w:t>
+      </w:r>
+    </w:p>
+    <w:p>
+      <w:pPr>
+        <w:spacing w:before="0" w:after="160" w:line="336" w:lineRule="auto"/>
+        <w:jc w:val="both"/>
+      </w:pPr>
+      <w:r>
+        <w:rPr>
+          <w:rFonts w:ascii="Georgia" w:hAnsi="Georgia"/>
+          <w:b w:val="0"/>
+          <w:i w:val="0"/>
+          <w:color w:val="161210"/>
+          <w:sz w:val="20"/>
+        </w:rPr>
+        <w:t>The Executive team is responsible for organisational leadership, platform execution, partnership coordination, and operational accountability.</w:t>
+      </w:r>
+    </w:p>
+    <w:p>
+      <w:pPr>
+        <w:spacing w:before="160" w:after="40"/>
+      </w:pPr>
+      <w:r>
+        <w:rPr>
+          <w:rFonts w:ascii="Georgia" w:hAnsi="Georgia"/>
+          <w:b/>
+          <w:i w:val="0"/>
+          <w:color w:val="161210"/>
+          <w:sz w:val="24"/>
+        </w:rPr>
+        <w:t>Kizito Musabimana</w:t>
+      </w:r>
+      <w:r>
+        <w:rPr>
+          <w:rFonts w:ascii="Consolas" w:hAnsi="Consolas"/>
+          <w:b w:val="0"/>
+          <w:i w:val="0"/>
+          <w:color w:val="C89344"/>
+          <w:sz w:val="18"/>
+        </w:rPr>
+        <w:t xml:space="preserve">   ·   Chief Executive Officer</w:t>
+      </w:r>
+    </w:p>
+    <w:p>
+      <w:pPr>
+        <w:spacing w:before="0" w:after="160" w:line="336" w:lineRule="auto"/>
+        <w:jc w:val="both"/>
+      </w:pPr>
+      <w:r>
+        <w:rPr>
+          <w:rFonts w:ascii="Georgia" w:hAnsi="Georgia"/>
+          <w:b w:val="0"/>
+          <w:i w:val="0"/>
+          <w:color w:val="161210"/>
+          <w:sz w:val="20"/>
+        </w:rPr>
+        <w:t>Founder and Executive Director of the Rwandan Canadian Healing Centre (RCHC). At RCHC, Kizito led the creation of the African Canadian Affordable Housing (ACAH) Village — a CMHC-funded initiative that established the foundational partnerships and delivery logic that evolved into the Ubuntu platform. As CEO, Kizito oversees organisational leadership, operational execution, and ecosystem coordination.</w:t>
+      </w:r>
+    </w:p>
+    <w:p>
+      <w:pPr>
+        <w:spacing w:before="160" w:after="40"/>
+      </w:pPr>
+      <w:r>
+        <w:rPr>
+          <w:rFonts w:ascii="Georgia" w:hAnsi="Georgia"/>
+          <w:b/>
+          <w:i w:val="0"/>
+          <w:color w:val="161210"/>
+          <w:sz w:val="24"/>
+        </w:rPr>
+        <w:t>Jonathan Okubay</w:t>
+      </w:r>
+      <w:r>
+        <w:rPr>
+          <w:rFonts w:ascii="Consolas" w:hAnsi="Consolas"/>
+          <w:b w:val="0"/>
+          <w:i w:val="0"/>
+          <w:color w:val="C89344"/>
+          <w:sz w:val="18"/>
+        </w:rPr>
+        <w:t xml:space="preserve">   ·   Managing Director</w:t>
+      </w:r>
+    </w:p>
+    <w:p>
+      <w:pPr>
+        <w:spacing w:before="0" w:after="160" w:line="336" w:lineRule="auto"/>
+        <w:jc w:val="both"/>
+      </w:pPr>
+      <w:r>
+        <w:rPr>
+          <w:rFonts w:ascii="Georgia" w:hAnsi="Georgia"/>
+          <w:b w:val="0"/>
+          <w:i w:val="0"/>
+          <w:color w:val="161210"/>
+          <w:sz w:val="20"/>
+        </w:rPr>
+        <w:t>Principal architect of the platform model. Brings experience in real estate development strategy, construction management, financial structuring, and institutional partnerships. Also Chair of the Eritrean Community Network (operating as New Nakfa). Leads platform design, strategic partnerships, capital alignment, and institutional readiness.</w:t>
+      </w:r>
+    </w:p>
+    <w:p>
+      <w:pPr>
+        <w:spacing w:before="280" w:after="120"/>
+      </w:pPr>
+      <w:r>
+        <w:rPr>
+          <w:rFonts w:ascii="Georgia" w:hAnsi="Georgia"/>
+          <w:b/>
+          <w:i w:val="0"/>
+          <w:color w:val="C89344"/>
+          <w:sz w:val="24"/>
+        </w:rPr>
+        <w:t>Advisory &amp; professional services</w:t>
+      </w:r>
+    </w:p>
+    <w:p>
+      <w:pPr>
+        <w:spacing w:before="0" w:after="160" w:line="336" w:lineRule="auto"/>
+        <w:jc w:val="both"/>
+      </w:pPr>
+      <w:r>
+        <w:rPr>
+          <w:rFonts w:ascii="Georgia" w:hAnsi="Georgia"/>
+          <w:b w:val="0"/>
+          <w:i w:val="0"/>
+          <w:color w:val="161210"/>
+          <w:sz w:val="20"/>
+        </w:rPr>
+        <w:t>Ubuntu LTD's projects are delivered with the support of an established team of development, design, construction, planning, legal, finance, and public-affairs professionals. Each project draws on the specialists best suited to its scale, typology, and regulatory context — providing the depth of expertise that mitigates execution risk and complements internal capacity.</w:t>
+      </w:r>
+    </w:p>
+    <w:p>
+      <w:pPr>
+        <w:spacing w:before="0" w:after="160" w:line="336" w:lineRule="auto"/>
+        <w:jc w:val="both"/>
+      </w:pPr>
+      <w:r>
+        <w:rPr>
+          <w:rFonts w:ascii="Georgia" w:hAnsi="Georgia"/>
+          <w:b w:val="0"/>
+          <w:i w:val="0"/>
+          <w:color w:val="161210"/>
+          <w:sz w:val="20"/>
+        </w:rPr>
+        <w:t>The named professionals below lead specialist functions across the pipeline — bringing decades of GTA development experience and projects already delivered or under construction at scale:</w:t>
+      </w:r>
+    </w:p>
+    <w:p>
+      <w:pPr>
+        <w:spacing w:before="160" w:after="40"/>
+      </w:pPr>
+      <w:r>
+        <w:rPr>
+          <w:rFonts w:ascii="Georgia" w:hAnsi="Georgia"/>
+          <w:b/>
+          <w:i w:val="0"/>
+          <w:color w:val="161210"/>
+          <w:sz w:val="24"/>
+        </w:rPr>
+        <w:t>Joseph Cordiano</w:t>
+      </w:r>
+      <w:r>
+        <w:rPr>
+          <w:rFonts w:ascii="Consolas" w:hAnsi="Consolas"/>
+          <w:b w:val="0"/>
+          <w:i w:val="0"/>
+          <w:color w:val="C89344"/>
+          <w:sz w:val="18"/>
+        </w:rPr>
+        <w:t xml:space="preserve">   ·   Lead developer (4140 Finch · P20)  ·  Cityzen Development Group</w:t>
+      </w:r>
+    </w:p>
+    <w:p>
+      <w:pPr>
+        <w:spacing w:before="0" w:after="160" w:line="336" w:lineRule="auto"/>
+        <w:jc w:val="both"/>
+      </w:pPr>
+      <w:r>
+        <w:rPr>
+          <w:rFonts w:ascii="Georgia" w:hAnsi="Georgia"/>
+          <w:b w:val="0"/>
+          <w:i w:val="0"/>
+          <w:color w:val="161210"/>
+          <w:sz w:val="20"/>
+        </w:rPr>
+        <w:t>Founding partner of Cityzen Development Group and former Minister of Economic Development and Trade for Ontario. At Cityzen, Joseph has led sales, marketing, and new business development across the GTA portfolio since joining as a principal in 2006. Notable Cityzen projects include the L Tower at Yonge and The Esplanade, Pier 27 on Toronto's waterfront, Backstage Condos (36 storeys), and the D'or Condominiums at 878 Yonge — partnerships including with internationally recognised architects such as Daniel Libeskind. Brings public-sector and policy fluency, GTA development depth, and a record of public-private partnership delivery to the 4140 Finch Cultural Centre.</w:t>
+      </w:r>
+    </w:p>
+    <w:p>
+      <w:pPr>
+        <w:spacing w:before="160" w:after="40"/>
+      </w:pPr>
+      <w:r>
+        <w:rPr>
+          <w:rFonts w:ascii="Georgia" w:hAnsi="Georgia"/>
+          <w:b/>
+          <w:i w:val="0"/>
+          <w:color w:val="161210"/>
+          <w:sz w:val="24"/>
+        </w:rPr>
+        <w:t>Roy Varacalli</w:t>
+      </w:r>
+      <w:r>
+        <w:rPr>
+          <w:rFonts w:ascii="Consolas" w:hAnsi="Consolas"/>
+          <w:b w:val="0"/>
+          <w:i w:val="0"/>
+          <w:color w:val="C89344"/>
+          <w:sz w:val="18"/>
+        </w:rPr>
+        <w:t xml:space="preserve">   ·   Architect (4140 Finch · P20)  ·  r. Varacalli Architect Inc. · Architect/Partner, Bazis</w:t>
+      </w:r>
+    </w:p>
+    <w:p>
+      <w:pPr>
+        <w:spacing w:before="0" w:after="160" w:line="336" w:lineRule="auto"/>
+        <w:jc w:val="both"/>
+      </w:pPr>
+      <w:r>
+        <w:rPr>
+          <w:rFonts w:ascii="Georgia" w:hAnsi="Georgia"/>
+          <w:b w:val="0"/>
+          <w:i w:val="0"/>
+          <w:color w:val="161210"/>
+          <w:sz w:val="20"/>
+        </w:rPr>
+        <w:t>Principal of r. Varacalli Architect Inc. and Architect / Partner at Bazis. Notable Toronto projects include Exhibit Residences (32-storey condo at Yonge and Bloor with rotated stacked slabs), E Condos (mixed-use mid-town towers at Yonge and Eglinton), 1 Yorkville (heritage restoration interlaced with new architecture), Emerald Park (mixed-use city-block development in North York), and 750 Mt Pleasant (35-storey mixed-use at Davisville). Lead architect on the 4140 Finch Cultural Centre.</w:t>
+      </w:r>
+    </w:p>
+    <w:p>
+      <w:pPr>
+        <w:spacing w:before="160" w:after="40"/>
+      </w:pPr>
+      <w:r>
+        <w:rPr>
+          <w:rFonts w:ascii="Georgia" w:hAnsi="Georgia"/>
+          <w:b/>
+          <w:i w:val="0"/>
+          <w:color w:val="161210"/>
+          <w:sz w:val="24"/>
+        </w:rPr>
+        <w:t>Darren Vella</w:t>
+      </w:r>
+      <w:r>
+        <w:rPr>
+          <w:rFonts w:ascii="Consolas" w:hAnsi="Consolas"/>
+          <w:b w:val="0"/>
+          <w:i w:val="0"/>
+          <w:color w:val="C89344"/>
+          <w:sz w:val="18"/>
+        </w:rPr>
+        <w:t xml:space="preserve">   ·   Planning &amp; municipal execution  ·  IPS Consulting · MCIP, RPP</w:t>
+      </w:r>
+    </w:p>
+    <w:p>
+      <w:pPr>
+        <w:spacing w:before="0" w:after="160" w:line="336" w:lineRule="auto"/>
+        <w:jc w:val="both"/>
+      </w:pPr>
+      <w:r>
+        <w:rPr>
+          <w:rFonts w:ascii="Georgia" w:hAnsi="Georgia"/>
+          <w:b w:val="0"/>
+          <w:i w:val="0"/>
+          <w:color w:val="161210"/>
+          <w:sz w:val="20"/>
+        </w:rPr>
+        <w:t>President and Director of Planning at IPS Consulting (Innovative Planning Solutions) in Barrie. 25 years of land-planning experience. Past and active planning consultant on Barrie sites including the Veterans Drive and Mapleview Drive corridors. Across the Ubuntu LTD pipeline — including 844 Veterans Drive (Launchpad, 78 units) and Mapleview Drive (46 units) — Darren leads land planning, zoning approvals, and municipal execution.</w:t>
+      </w:r>
+    </w:p>
+    <w:p>
+      <w:pPr>
+        <w:spacing w:before="160" w:after="40"/>
+      </w:pPr>
+      <w:r>
+        <w:rPr>
+          <w:rFonts w:ascii="Georgia" w:hAnsi="Georgia"/>
+          <w:b/>
+          <w:i w:val="0"/>
+          <w:color w:val="161210"/>
+          <w:sz w:val="24"/>
+        </w:rPr>
+        <w:t>Justin Bahou</w:t>
+      </w:r>
+      <w:r>
+        <w:rPr>
+          <w:rFonts w:ascii="Consolas" w:hAnsi="Consolas"/>
+          <w:b w:val="0"/>
+          <w:i w:val="0"/>
+          <w:color w:val="C89344"/>
+          <w:sz w:val="18"/>
+        </w:rPr>
+        <w:t xml:space="preserve">   ·   CEO, Cube Building Systems</w:t>
+      </w:r>
+    </w:p>
+    <w:p>
+      <w:pPr>
+        <w:spacing w:before="0" w:after="160" w:line="336" w:lineRule="auto"/>
+        <w:jc w:val="both"/>
+      </w:pPr>
+      <w:r>
+        <w:rPr>
+          <w:rFonts w:ascii="Georgia" w:hAnsi="Georgia"/>
+          <w:b w:val="0"/>
+          <w:i w:val="0"/>
+          <w:color w:val="161210"/>
+          <w:sz w:val="20"/>
+        </w:rPr>
+        <w:t>Operates Ubuntu LTD's modular construction partner. Cube Building Systems runs a 100,000-square-foot prefab facility in the Greater Toronto Area, founded in 2017. Pre-development facilitation, fixed-price contracts, schedule guarantees, and cost-certainty oversight across the construction programme. Cube is introduced under Construction Partners above; Justin leads the partnership relationship and pre-development integration.</w:t>
       </w:r>
     </w:p>
     <w:p>
@@ -5562,88 +5700,6 @@
           <w:color w:val="161210"/>
           <w:sz w:val="24"/>
         </w:rPr>
-        <w:t>Darren Vella</w:t>
-      </w:r>
-      <w:r>
-        <w:rPr>
-          <w:rFonts w:ascii="Consolas" w:hAnsi="Consolas"/>
-          <w:b w:val="0"/>
-          <w:i w:val="0"/>
-          <w:color w:val="C89344"/>
-          <w:sz w:val="18"/>
-        </w:rPr>
-        <w:t xml:space="preserve">   ·   Planning &amp; municipal execution</w:t>
-      </w:r>
-    </w:p>
-    <w:p>
-      <w:pPr>
-        <w:spacing w:before="0" w:after="160" w:line="336" w:lineRule="auto"/>
-        <w:jc w:val="both"/>
-      </w:pPr>
-      <w:r>
-        <w:rPr>
-          <w:rFonts w:ascii="Georgia" w:hAnsi="Georgia"/>
-          <w:b w:val="0"/>
-          <w:i w:val="0"/>
-          <w:color w:val="161210"/>
-          <w:sz w:val="20"/>
-        </w:rPr>
-        <w:t>25 years of land-planning experience. Currently managing several active sites in Barrie, including 407–419 Mapleview Drive (46 units) and 910 Veterans Drive (48 units). Across the Ubuntu LTD pipeline: land planning, zoning approvals, and municipal execution.</w:t>
-      </w:r>
-    </w:p>
-    <w:p>
-      <w:pPr>
-        <w:spacing w:before="160" w:after="40"/>
-      </w:pPr>
-      <w:r>
-        <w:rPr>
-          <w:rFonts w:ascii="Georgia" w:hAnsi="Georgia"/>
-          <w:b/>
-          <w:i w:val="0"/>
-          <w:color w:val="161210"/>
-          <w:sz w:val="24"/>
-        </w:rPr>
-        <w:t>Justin Bahou</w:t>
-      </w:r>
-      <w:r>
-        <w:rPr>
-          <w:rFonts w:ascii="Consolas" w:hAnsi="Consolas"/>
-          <w:b w:val="0"/>
-          <w:i w:val="0"/>
-          <w:color w:val="C89344"/>
-          <w:sz w:val="18"/>
-        </w:rPr>
-        <w:t xml:space="preserve">   ·   CEO, Cube Building Systems</w:t>
-      </w:r>
-    </w:p>
-    <w:p>
-      <w:pPr>
-        <w:spacing w:before="0" w:after="160" w:line="336" w:lineRule="auto"/>
-        <w:jc w:val="both"/>
-      </w:pPr>
-      <w:r>
-        <w:rPr>
-          <w:rFonts w:ascii="Georgia" w:hAnsi="Georgia"/>
-          <w:b w:val="0"/>
-          <w:i w:val="0"/>
-          <w:color w:val="161210"/>
-          <w:sz w:val="20"/>
-        </w:rPr>
-        <w:t>Operates Ubuntu LTD's 100,000-square-foot modular prefab facility partner (introduced under Construction Partners). Leads pre-development facilitation and cost-certainty oversight across the construction programme.</w:t>
-      </w:r>
-    </w:p>
-    <w:p>
-      <w:pPr>
-        <w:spacing w:before="160" w:after="40"/>
-      </w:pPr>
-      <w:r>
-        <w:rPr>
-          <w:rFonts w:ascii="Georgia" w:hAnsi="Georgia"/>
-          <w:b/>
-          <w:i w:val="0"/>
-          <w:color w:val="161210"/>
-          <w:sz w:val="24"/>
-        </w:rPr>
         <w:t>John Fox</w:t>
       </w:r>
       <w:r>
@@ -5712,6 +5768,22 @@
           <w:sz w:val="20"/>
         </w:rPr>
         <w:t>Government relations and stakeholder engagement across federal, provincial, and municipal channels — packaging submissions, advancing approvals, and supporting institutional partnerships.</w:t>
+      </w:r>
+    </w:p>
+    <w:p>
+      <w:pPr>
+        <w:spacing w:before="0" w:after="160" w:line="336" w:lineRule="auto"/>
+        <w:jc w:val="both"/>
+      </w:pPr>
+      <w:r>
+        <w:rPr>
+          <w:rFonts w:ascii="Georgia" w:hAnsi="Georgia"/>
+          <w:b w:val="0"/>
+          <w:i w:val="0"/>
+          <w:color w:val="161210"/>
+          <w:sz w:val="20"/>
+        </w:rPr>
+        <w:t>Joseph Cordiano and Roy Varacalli's combined experience alone covers more than 50 years in development, design, and construction, with oversight of over $5 billion in completed housing projects across the GTA and internationally. NAMF also plans to engage a non-profit property-management organisation to oversee the affordable housing units once delivered, ensuring operational efficiency and long-term sustainability.</w:t>
       </w:r>
     </w:p>
     <w:p>

--- a/templates/decks/Ubuntu_Northpine_Platform_Proposal_v2.docx
+++ b/templates/decks/Ubuntu_Northpine_Platform_Proposal_v2.docx
@@ -5644,7 +5644,7 @@
           <w:color w:val="161210"/>
           <w:sz w:val="20"/>
         </w:rPr>
-        <w:t>Operates Ubuntu LTD's modular construction partner. Cube Building Systems runs a 100,000-square-foot prefab facility in the Greater Toronto Area, founded in 2017. Pre-development facilitation, fixed-price contracts, schedule guarantees, and cost-certainty oversight across the construction programme. Cube is introduced under Construction Partners above; Justin leads the partnership relationship and pre-development integration.</w:t>
+        <w:t>Operates Ubuntu LTD's modular construction partner. Cube Building Systems runs a 100,000-square-foot prefab facility at 79 Bramsteele Road, Brampton, with a full product range — cold-formed steel, lumber panelisation, timber-hybrid, concrete hybrid, modular bath pods, and prefinished facades — capable of buildings up to eleven storeys. Cube also operates one of Ontario's first prefabrication training programmes (CUBE Tech, supported by the Ontario Skills Development Fund). Flagship Cube project currently in active delivery: Greenhouse Living at 1925 Victoria Park Avenue in Scarborough — a family-first rental community by Well Grounded Real Estate, with sustainable design features and a central courtyard, leasing in 2027. Across the Ubuntu LTD pipeline, Justin leads the partnership relationship and pre-development integration.</w:t>
       </w:r>
     </w:p>
     <w:p>

--- a/templates/decks/Ubuntu_Northpine_Platform_Proposal_v2.docx
+++ b/templates/decks/Ubuntu_Northpine_Platform_Proposal_v2.docx
@@ -5785,6 +5785,110 @@
         </w:rPr>
         <w:t>Joseph Cordiano and Roy Varacalli's combined experience alone covers more than 50 years in development, design, and construction, with oversight of over $5 billion in completed housing projects across the GTA and internationally. NAMF also plans to engage a non-profit property-management organisation to oversee the affordable housing units once delivered, ensuring operational efficiency and long-term sustainability.</w:t>
       </w:r>
+    </w:p>
+    <w:tbl>
+      <w:tblPr>
+        <w:tblW w:type="auto" w:w="0"/>
+        <w:tblLook w:firstColumn="1" w:firstRow="1" w:lastColumn="0" w:lastRow="0" w:noHBand="0" w:noVBand="1" w:val="04A0"/>
+      </w:tblPr>
+      <w:tblGrid>
+        <w:gridCol w:w="9066"/>
+      </w:tblGrid>
+      <w:tr>
+        <w:tc>
+          <w:tcPr>
+            <w:tcW w:type="dxa" w:w="9066"/>
+            <w:shd w:val="clear" w:color="auto" w:fill="fbf3da"/>
+            <w:tcBorders>
+              <w:top w:sz="4" w:val="single" w:color="C89344"/>
+              <w:left w:sz="18" w:val="single" w:color="C89344"/>
+              <w:bottom w:sz="4" w:val="single" w:color="C89344"/>
+              <w:right w:sz="4" w:val="single" w:color="C89344"/>
+            </w:tcBorders>
+          </w:tcPr>
+          <w:p>
+            <w:pPr>
+              <w:spacing w:after="80"/>
+            </w:pPr>
+            <w:r>
+              <w:rPr>
+                <w:rFonts w:ascii="Consolas" w:hAnsi="Consolas"/>
+                <w:b/>
+                <w:i w:val="0"/>
+                <w:color w:val="C89344"/>
+                <w:sz w:val="16"/>
+              </w:rPr>
+              <w:t>MONUMENTAL  ·  EDUCATION &amp; CAPACITY-BUILDING PARTNER</w:t>
+            </w:r>
+          </w:p>
+          <w:p>
+            <w:pPr>
+              <w:spacing w:after="80" w:line="336" w:lineRule="auto"/>
+            </w:pPr>
+            <w:r>
+              <w:rPr>
+                <w:rFonts w:ascii="Georgia" w:hAnsi="Georgia"/>
+                <w:b w:val="0"/>
+                <w:i w:val="0"/>
+                <w:color w:val="161210"/>
+                <w:sz w:val="20"/>
+              </w:rPr>
+              <w:t>Co-founded by Kofi Hope and Zahra Ebrahim  ·  Toronto-based social-purpose consulting and design studio</w:t>
+            </w:r>
+          </w:p>
+          <w:p>
+            <w:pPr>
+              <w:spacing w:after="80" w:line="336" w:lineRule="auto"/>
+            </w:pPr>
+            <w:r>
+              <w:rPr>
+                <w:rFonts w:ascii="Georgia" w:hAnsi="Georgia"/>
+                <w:b w:val="0"/>
+                <w:i w:val="0"/>
+                <w:color w:val="161210"/>
+                <w:sz w:val="20"/>
+              </w:rPr>
+              <w:t>Monumental is Ubuntu LTD's education and capacity-building partner. A social-purpose consulting and design studio focused on equitable urban development, BIPOC leadership development, and participatory policy-making, Monumental brings depth in community-centred design, capacity-building retreats, and programme development.</w:t>
+            </w:r>
+          </w:p>
+          <w:p>
+            <w:pPr>
+              <w:spacing w:after="80" w:line="336" w:lineRule="auto"/>
+            </w:pPr>
+            <w:r>
+              <w:rPr>
+                <w:rFonts w:ascii="Georgia" w:hAnsi="Georgia"/>
+                <w:b w:val="0"/>
+                <w:i w:val="0"/>
+                <w:color w:val="161210"/>
+                <w:sz w:val="20"/>
+              </w:rPr>
+              <w:t>Through FutureBUILDS — Monumental's real estate development initiative for BIPOC professionals — the partnership builds the operator and professional pipeline that the Common Ground Initiative depends on as it scales. Monumental's broader partner network includes the City of Toronto, Toronto Community Housing, George Brown College, the University of Toronto's School of Cities, the Infrastructure Institute, and the Federation of Canadian Municipalities.</w:t>
+            </w:r>
+          </w:p>
+          <w:p>
+            <w:pPr>
+              <w:spacing w:after="80" w:line="336" w:lineRule="auto"/>
+            </w:pPr>
+            <w:r>
+              <w:rPr>
+                <w:rFonts w:ascii="Georgia" w:hAnsi="Georgia"/>
+                <w:b w:val="0"/>
+                <w:i w:val="0"/>
+                <w:color w:val="161210"/>
+                <w:sz w:val="20"/>
+              </w:rPr>
+              <w:t>Role: Education and capacity-building partner — developing the next generation of BIPOC real estate professionals and operator leadership across the Ubuntu LTD pipeline.</w:t>
+            </w:r>
+          </w:p>
+        </w:tc>
+      </w:tr>
+    </w:tbl>
+    <w:p>
+      <w:pPr>
+        <w:spacing w:before="160" w:after="160" w:line="324" w:lineRule="auto"/>
+        <w:jc w:val="left"/>
+      </w:pPr>
     </w:p>
     <w:p>
       <w:r>
